--- a/p10_japan/submission/abm_package/03_cover_letter.docx
+++ b/p10_japan/submission/abm_package/03_cover_letter.docx
@@ -15,37 +15,19 @@
         <w:pStyle w:val="BodyText"/>
       </w:pPr>
       <w:r>
-        <w:t xml:space="preserve">Please consider our manuscript</w:t>
-      </w:r>
-      <w:r>
-        <w:t xml:space="preserve"> </w:t>
-      </w:r>
-      <w:r>
-        <w:t xml:space="preserve">“</w:t>
-      </w:r>
-      <w:r>
-        <w:t xml:space="preserve">At the Upper Bound of the Institutional Gradient:</w:t>
-      </w:r>
-      <w:r>
-        <w:t xml:space="preserve"> </w:t>
-      </w:r>
-      <w:r>
-        <w:t xml:space="preserve">Internationalization and Firm Performance in Japan’s Inaugural World Bank</w:t>
-      </w:r>
-      <w:r>
-        <w:t xml:space="preserve"> </w:t>
-      </w:r>
-      <w:r>
-        <w:t xml:space="preserve">Enterprise Survey</w:t>
-      </w:r>
-      <w:r>
-        <w:t xml:space="preserve">”</w:t>
-      </w:r>
-      <w:r>
-        <w:t xml:space="preserve"> </w:t>
-      </w:r>
-      <w:r>
-        <w:t xml:space="preserve">for publication as an original research article.</w:t>
+        <w:t xml:space="preserve">Please consider our manuscript "At the Upper Bound of the Institutional Gradient:</w:t>
+      </w:r>
+      <w:r>
+        <w:t xml:space="preserve"> </w:t>
+      </w:r>
+      <w:r>
+        <w:t xml:space="preserve">Internationalization, Capabilities, and Firm Performance in Japan's Inaugural</w:t>
+      </w:r>
+      <w:r>
+        <w:t xml:space="preserve"> </w:t>
+      </w:r>
+      <w:r>
+        <w:t xml:space="preserve">World Bank Enterprise Survey" for publication as an original research article.</w:t>
       </w:r>
     </w:p>
     <w:p>
@@ -53,7 +35,7 @@
         <w:pStyle w:val="BodyText"/>
       </w:pPr>
       <w:r>
-        <w:t xml:space="preserve">The paper exploits a unique data event: Japan’s first-ever inclusion in the World</w:t>
+        <w:t xml:space="preserve">The paper exploits a unique data event: Japan's first-ever inclusion in the World</w:t>
       </w:r>
       <w:r>
         <w:t xml:space="preserve"> </w:t>
@@ -83,25 +65,73 @@
         <w:t xml:space="preserve"> </w:t>
       </w:r>
       <w:r>
-        <w:t xml:space="preserve">gradient. We find a monotonically positive relationship with no detectable</w:t>
-      </w:r>
-      <w:r>
-        <w:t xml:space="preserve"> </w:t>
-      </w:r>
-      <w:r>
-        <w:t xml:space="preserve">turning point, level-shifting (not curve-reshaping) effects of technological</w:t>
-      </w:r>
-      <w:r>
-        <w:t xml:space="preserve"> </w:t>
-      </w:r>
-      <w:r>
-        <w:t xml:space="preserve">capability and digital adoption, a firm-longevity premium consistent with the</w:t>
-      </w:r>
-      <w:r>
-        <w:t xml:space="preserve"> </w:t>
-      </w:r>
-      <w:r>
-        <w:t xml:space="preserve">shinise tradition, and a strikingly thin female-leadership margin.</w:t>
+        <w:t xml:space="preserve">gradient. The setting is theoretically pointed: the inverted-U that organises</w:t>
+      </w:r>
+      <w:r>
+        <w:t xml:space="preserve"> </w:t>
+      </w:r>
+      <w:r>
+        <w:t xml:space="preserve">this literature was originally established on Japanese firms (Lu &amp; Beamish,</w:t>
+      </w:r>
+      <w:r>
+        <w:t xml:space="preserve"> </w:t>
+      </w:r>
+      <w:r>
+        <w:t xml:space="preserve">2001, 2004), yet Japan has never been observed on the harmonised instrument that</w:t>
+      </w:r>
+      <w:r>
+        <w:t xml:space="preserve"> </w:t>
+      </w:r>
+      <w:r>
+        <w:t xml:space="preserve">benchmarks it against its regional peers. We find a monotonically positive</w:t>
+      </w:r>
+      <w:r>
+        <w:t xml:space="preserve"> </w:t>
+      </w:r>
+      <w:r>
+        <w:t xml:space="preserve">relationship with no detectable turning point across eleven specifications;</w:t>
+      </w:r>
+      <w:r>
+        <w:t xml:space="preserve"> </w:t>
+      </w:r>
+      <w:r>
+        <w:t xml:space="preserve">level-shifting (not curve-reshaping) effects of technological capability and</w:t>
+      </w:r>
+      <w:r>
+        <w:t xml:space="preserve"> </w:t>
+      </w:r>
+      <w:r>
+        <w:t xml:space="preserve">digital adoption; and, most consequentially, that the productivity payoff to</w:t>
+      </w:r>
+      <w:r>
+        <w:t xml:space="preserve"> </w:t>
+      </w:r>
+      <w:r>
+        <w:t xml:space="preserve">internationalization operates at the extensive margin rather than along the</w:t>
+      </w:r>
+      <w:r>
+        <w:t xml:space="preserve"> </w:t>
+      </w:r>
+      <w:r>
+        <w:t xml:space="preserve">intensity gradient: foreign ownership, technological capability, and digital</w:t>
+      </w:r>
+      <w:r>
+        <w:t xml:space="preserve"> </w:t>
+      </w:r>
+      <w:r>
+        <w:t xml:space="preserve">adoption govern who exports, and exporters earn a 25.8% productivity premium. We</w:t>
+      </w:r>
+      <w:r>
+        <w:t xml:space="preserve"> </w:t>
+      </w:r>
+      <w:r>
+        <w:t xml:space="preserve">also document a firm-longevity premium consistent with the shinise tradition and</w:t>
+      </w:r>
+      <w:r>
+        <w:t xml:space="preserve"> </w:t>
+      </w:r>
+      <w:r>
+        <w:t xml:space="preserve">a strikingly thin female-leadership margin.</w:t>
       </w:r>
     </w:p>
     <w:p>
@@ -109,7 +139,7 @@
         <w:pStyle w:val="BodyText"/>
       </w:pPr>
       <w:r>
-        <w:t xml:space="preserve">The manuscript is approximately 4,800 words, has not been published, and is not</w:t>
+        <w:t xml:space="preserve">The manuscript is approximately 7,000 words, has not been published, and is not</w:t>
       </w:r>
       <w:r>
         <w:t xml:space="preserve"> </w:t>
@@ -121,7 +151,7 @@
         <w:t xml:space="preserve"> </w:t>
       </w:r>
       <w:r>
-        <w:t xml:space="preserve">submission. Given the journal’s focus on the Asian business context and on</w:t>
+        <w:t xml:space="preserve">submission. Given the journal's focus on the Asian business context and on</w:t>
       </w:r>
       <w:r>
         <w:t xml:space="preserve"> </w:t>
